--- a/drafts/SSLC_Exclusivity_Rescue_Options_and_Draft_Message_2026-10-07_DRAFT_v2.docx
+++ b/drafts/SSLC_Exclusivity_Rescue_Options_and_Draft_Message_2026-10-07_DRAFT_v2.docx
@@ -13,7 +13,7 @@
           <w:color w:val="800000"/>
           <w:sz w:val="16"/>
         </w:rPr>
-        <w:t>INTERNAL — DRAFT — [Counsel review required before any send] — v2 2026-10-07</w:t>
+        <w:t>INTERNAL — DRAFT — NEGOTIATING TERMS — not for send until Jon approves — v2 2026-10-07</w:t>
       </w:r>
     </w:p>
     <w:p>
@@ -283,24 +283,6 @@
         <w:rPr>
           <w:b/>
         </w:rPr>
-        <w:t>[Counsel review required]</w:t>
-      </w:r>
-      <w:r>
-        <w:t xml:space="preserve"> — §3 still in force (no stated expiry) + not "agreement to agree"; Keyes to confirm before sending.</w:t>
-      </w:r>
-    </w:p>
-    <w:p>
-      <w:pPr>
-        <w:spacing w:after="40"/>
-        <w:ind w:left="288"/>
-      </w:pPr>
-      <w:r>
-        <w:t xml:space="preserve">•  </w:t>
-      </w:r>
-      <w:r>
-        <w:rPr>
-          <w:b/>
-        </w:rPr>
         <w:t>Eqvista fairness opinion in progress</w:t>
       </w:r>
       <w:r>
@@ -346,19 +328,6 @@
       </w:pPr>
       <w:r>
         <w:rPr>
-          <w:b/>
-          <w:i/>
-          <w:color w:val="C00000"/>
-        </w:rPr>
-        <w:t>[Counsel review before send]</w:t>
-      </w:r>
-    </w:p>
-    <w:p>
-      <w:pPr>
-        <w:spacing w:after="80"/>
-      </w:pPr>
-      <w:r>
-        <w:rPr>
           <w:b w:val="0"/>
           <w:i w:val="0"/>
         </w:rPr>
@@ -567,19 +536,6 @@
       <w:pPr>
         <w:spacing w:after="80"/>
       </w:pPr>
-    </w:p>
-    <w:p>
-      <w:pPr>
-        <w:spacing w:after="80"/>
-      </w:pPr>
-      <w:r>
-        <w:rPr>
-          <w:b/>
-          <w:i/>
-          <w:color w:val="C00000"/>
-        </w:rPr>
-        <w:t>[Counsel review before send]</w:t>
-      </w:r>
     </w:p>
     <w:sectPr>
       <w:headerReference w:type="even" r:id="rId11"/>

--- a/drafts/SSLC_Exclusivity_Rescue_Options_and_Draft_Message_2026-10-07_DRAFT_v2.docx
+++ b/drafts/SSLC_Exclusivity_Rescue_Options_and_Draft_Message_2026-10-07_DRAFT_v2.docx
@@ -283,11 +283,9 @@
         <w:rPr>
           <w:b/>
         </w:rPr>
-        <w:t>Eqvista fairness opinion in progress</w:t>
-      </w:r>
-      <w:r>
-        <w:t xml:space="preserve"> (engaged 2026-08-14).</w:t>
-      </w:r>
+        <w:t>Eqvista fairness opinion: engaged 8/14/2026; agreement still unsigned (held ~1 month).</w:t>
+      </w:r>
+      <w:r/>
     </w:p>
     <w:p>
       <w:pPr>

--- a/drafts/SSLC_Exclusivity_Rescue_Options_and_Draft_Message_2026-10-07_DRAFT_v2.docx
+++ b/drafts/SSLC_Exclusivity_Rescue_Options_and_Draft_Message_2026-10-07_DRAFT_v2.docx
@@ -402,6 +402,15 @@
           <w:i w:val="0"/>
         </w:rPr>
         <w:t>On value: I heard the board's view that Scorpius has more value today than in 2021, and I agree — the IM Nebula OTV contract confirms that. We will honor the cash terms in the 2025 Agreement (.51M cash at close), and we're open to adding upside consideration tied to SSLC's own growth:</w:t>
+      </w:r>
+    </w:p>
+    <w:p>
+      <w:r>
+        <w:rPr>
+          <w:sz w:val="21"/>
+          <w:szCs w:val="21"/>
+        </w:rPr>
+        <w:t>The up-front price reflects what the numbers support today — the earn-outs are how that value grows as IM deliveries happen and Exos lists.</w:t>
       </w:r>
     </w:p>
     <w:p>

--- a/drafts/SSLC_Exclusivity_Rescue_Options_and_Draft_Message_2026-10-07_DRAFT_v2.docx
+++ b/drafts/SSLC_Exclusivity_Rescue_Options_and_Draft_Message_2026-10-07_DRAFT_v2.docx
@@ -13,7 +13,7 @@
           <w:color w:val="800000"/>
           <w:sz w:val="16"/>
         </w:rPr>
-        <w:t>INTERNAL — DRAFT — NEGOTIATING TERMS — not for send until Jon approves — v2 2026-10-07</w:t>
+        <w:t>INTERNAL — DRAFT — NEGOTIATING TERMS — not for send until John approves — v2 2026-10-07</w:t>
       </w:r>
     </w:p>
     <w:p>
@@ -40,7 +40,7 @@
           <w:i/>
           <w:sz w:val="20"/>
         </w:rPr>
-        <w:t>Prepared by Exo for Jon Quinn (CEO) | MC Task #3544 | v2 — Decision: proceed with Option A+B</w:t>
+        <w:t>Prepared by Exo for John Quinn (CEO) | MC Task #3544 | v2 — Decision: proceed with Option A+B</w:t>
       </w:r>
     </w:p>
     <w:p>
@@ -55,7 +55,7 @@
           <w:color w:val="1F3A68"/>
           <w:sz w:val="24"/>
         </w:rPr>
-        <w:t>1. Jon's Decision (10/7/2026)</w:t>
+        <w:t>1. John's Decision (10/7/2026)</w:t>
       </w:r>
     </w:p>
     <w:p>
@@ -67,7 +67,7 @@
           <w:b w:val="0"/>
           <w:i w:val="0"/>
         </w:rPr>
-        <w:t>Jon has decided to proceed with Option B: invoke §3 exclusivity of the May 13, 2025 Asset Acquisition Agreement at the 2025 board-approved price (.36M commitment), PLUS an earn-out tied to IM tank deliveries and/or Exos stock after listing. SSLC's debts are paid at face value at close. Option C (working-capital bridge) held in reserve for the follow-up if needed. The commission-only path (Option D) continues in parallel regardless.</w:t>
+        <w:t>John has decided to proceed with Option B: invoke §3 exclusivity of the May 13, 2025 Asset Acquisition Agreement at the 2025 board-approved price (.36M commitment), PLUS an earn-out tied to IM tank deliveries and/or Exos stock after listing. SSLC's debts are paid at face value at close. Option C (working-capital bridge) held in reserve for the follow-up if needed. The commission-only path (Option D) continues in parallel regardless.</w:t>
       </w:r>
     </w:p>
     <w:p>
@@ -118,7 +118,7 @@
           <w:b w:val="0"/>
           <w:i w:val="0"/>
         </w:rPr>
-        <w:t>Total consideration: Low .91M | Base .86M | High .86M (base price + TBV SSLC debt + earn-out).</w:t>
+        <w:t>Total consideration: Low ~$4.9M | Base ~$7.9M | High ~$10.0M (base price + TBV SSLC debt + 5yr earn-outs). All earn-outs are goal-based — negotiating terms, management assumptions.</w:t>
       </w:r>
     </w:p>
     <w:p>
@@ -154,17 +154,14 @@
         <w:ind w:left="288"/>
       </w:pPr>
       <w:r>
-        <w:t xml:space="preserve">•  </w:t>
+        <w:t>•  Option i — IM tank revenue + goal milestones (5-year earn-out):  5% of SSLC IM hardware revenue annually, $250K/yr cap, 5-year term (FY27–FY31). Plus five goal-based milestones: FY27 $5M revenue on schedule ($200K, FY28), Nebula/OTV production contract signed ($300K), SSLC annual revenue ≥$10M ($300K), SSLC annual revenue ≥$20M ($400K), BLK3 tank qualification complete ($150K). Low/Base/High: $0K / $1,650K / $2,600K. Negotiating terms — management assumptions.</w:t>
       </w:r>
       <w:r>
         <w:rPr>
           <w:b/>
         </w:rPr>
-        <w:t>Option i — IM tank revenue:</w:t>
-      </w:r>
-      <w:r>
-        <w:t xml:space="preserve"> 5% of SSLC IM hardware revenue, K annual cap, 3-year term. Low/Base/High: K / K / K.</w:t>
-      </w:r>
+      </w:r>
+      <w:r/>
     </w:p>
     <w:p>
       <w:pPr>
@@ -172,17 +169,14 @@
         <w:ind w:left="288"/>
       </w:pPr>
       <w:r>
-        <w:t xml:space="preserve">•  </w:t>
+        <w:t>•  Option ii — Exos stock: 0.5%–1.0% of fully diluted shares at RTO listing (0.5% low / 0.75% base / 1.0% high), subject to the same lockup terms as Exos principals (~12 months). Low/Base/High: $1.0M / $1.875M / $3.0M (at $200M–$300M listing; $250M minimum MEV per Ainigma mandate).</w:t>
       </w:r>
       <w:r>
         <w:rPr>
           <w:b/>
         </w:rPr>
-        <w:t>Option ii — Exos stock:</w:t>
-      </w:r>
-      <w:r>
-        <w:t xml:space="preserve"> 0.5% of fully diluted shares at RTO listing, 12-month lockup. Low/Base/High: K / .25M / .1M (at M / M / M listing).</w:t>
-      </w:r>
+      </w:r>
+      <w:r/>
     </w:p>
     <w:p>
       <w:pPr>
@@ -190,17 +184,14 @@
         <w:ind w:left="288"/>
       </w:pPr>
       <w:r>
-        <w:t xml:space="preserve">•  </w:t>
+        <w:t>•  Combined (recommended): Both i + ii. Base combined: ~$7.9M total 5-yr value (close $4.36M + earn-outs $3.53M). High: ~$10.0M if all milestones and stock high achieved. Low: ~$4.9M (close only, min stock). Negotiating terms — management assumptions.</w:t>
       </w:r>
       <w:r>
         <w:rPr>
           <w:b/>
         </w:rPr>
-        <w:t>Combined (recommended):</w:t>
-      </w:r>
-      <w:r>
-        <w:t xml:space="preserve"> Both i + ii. Base combined: .0M earn-out over 3-4 years.</w:t>
-      </w:r>
+      </w:r>
+      <w:r/>
     </w:p>
     <w:p>
       <w:pPr>
@@ -241,17 +232,14 @@
         <w:ind w:left="288"/>
       </w:pPr>
       <w:r>
-        <w:t xml:space="preserve">•  </w:t>
+        <w:t>•  John recuses from SSLC vote; sends §3 notice as Exos CEO only.</w:t>
       </w:r>
       <w:r>
         <w:rPr>
           <w:b/>
         </w:rPr>
-        <w:t>Jon recuses from SSLC vote;</w:t>
-      </w:r>
-      <w:r>
-        <w:t xml:space="preserve"> sends §3 notice as Exos CEO only.</w:t>
-      </w:r>
+      </w:r>
+      <w:r/>
     </w:p>
     <w:p>
       <w:pPr>
@@ -293,17 +281,14 @@
         <w:ind w:left="288"/>
       </w:pPr>
       <w:r>
-        <w:t xml:space="preserve">•  </w:t>
+        <w:t>•  Named Exos officer to sign while John is in Japan (John leaves 10/8 for 3 weeks).</w:t>
       </w:r>
       <w:r>
         <w:rPr>
           <w:b/>
         </w:rPr>
-        <w:t>Named Exos officer to sign while Jon is in Japan</w:t>
-      </w:r>
-      <w:r>
-        <w:t xml:space="preserve"> (Jon leaves 10/8 for 3 weeks).</w:t>
-      </w:r>
+      </w:r>
+      <w:r/>
     </w:p>
     <w:p>
       <w:pPr>
@@ -410,7 +395,7 @@
           <w:sz w:val="21"/>
           <w:szCs w:val="21"/>
         </w:rPr>
-        <w:t>The up-front price reflects what the numbers support today — the earn-outs are how that value grows as IM deliveries happen and Exos lists.</w:t>
+        <w:t>The up-front price reflects what the numbers support today — the earn-outs are how that value grows: as goals are met — IM tank deliveries, revenue milestones and the Exos listing — SSLC holders share directly in the upsidepen and Exos lists.</w:t>
       </w:r>
     </w:p>
     <w:p>
@@ -419,17 +404,14 @@
         <w:ind w:left="288"/>
       </w:pPr>
       <w:r>
-        <w:t xml:space="preserve">•  </w:t>
+        <w:t>•  Earn-out i: 5% of SSLC IM hardware revenue annually, capped at K per year, for five years (FY27–FY31), plus milestones tied to revenue, OTV contract and BLK3 qualification. As SSLC's IM revenue grows, sellers share in it.</w:t>
       </w:r>
       <w:r>
         <w:rPr>
           <w:b/>
         </w:rPr>
-        <w:t>Earn-out i:</w:t>
-      </w:r>
-      <w:r>
-        <w:t xml:space="preserve"> 5% of SSLC IM hardware revenue annually, capped at K per year, for three years. As SSLC's IM revenue grows, sellers share in it.</w:t>
-      </w:r>
+      </w:r>
+      <w:r/>
     </w:p>
     <w:p>
       <w:pPr>
@@ -437,17 +419,14 @@
         <w:ind w:left="288"/>
       </w:pPr>
       <w:r>
-        <w:t xml:space="preserve">•  </w:t>
+        <w:t>•  Earn-out ii: Exos common stock equivalent to 0.5% of fully diluted shares at the time of our public listing, subject to the same lockup terms as Exos principals. If the RTO succeeds at the terms being discussed, this is meaningful upside for SSLC's founders.</w:t>
       </w:r>
       <w:r>
         <w:rPr>
           <w:b/>
         </w:rPr>
-        <w:t>Earn-out ii:</w:t>
-      </w:r>
-      <w:r>
-        <w:t xml:space="preserve"> Exos common stock equivalent to 0.5% of fully diluted shares at the time of our public listing, with a 12-month lockup. If the RTO succeeds at the terms being discussed, this is meaningful upside for SSLC's founders.</w:t>
-      </w:r>
+      </w:r>
+      <w:r/>
     </w:p>
     <w:p>
       <w:pPr>

--- a/drafts/SSLC_Exclusivity_Rescue_Options_and_Draft_Message_2026-10-07_DRAFT_v2.docx
+++ b/drafts/SSLC_Exclusivity_Rescue_Options_and_Draft_Message_2026-10-07_DRAFT_v2.docx
@@ -118,7 +118,7 @@
           <w:b w:val="0"/>
           <w:i w:val="0"/>
         </w:rPr>
-        <w:t>Total consideration: Low ~$4.9M | Base ~$7.9M | High ~$10.0M (base price + TBV SSLC debt + 5yr earn-outs). All earn-outs are goal-based — negotiating terms, management assumptions.</w:t>
+        <w:t>Total consideration (5-yr): Low ~$6.3M | Base ~$8.1M | High ~$10.0M: funding at close $4.36M plus goal-based earn-outs. Negotiating terms; management assumptions.</w:t>
       </w:r>
     </w:p>
     <w:p>
@@ -154,7 +154,7 @@
         <w:ind w:left="288"/>
       </w:pPr>
       <w:r>
-        <w:t>•  Option i — IM tank revenue + goal milestones (5-year earn-out):  5% of SSLC IM hardware revenue annually, $250K/yr cap, 5-year term (FY27–FY31). Plus five goal-based milestones: FY27 $5M revenue on schedule ($200K, FY28), Nebula/OTV production contract signed ($300K), SSLC annual revenue ≥$10M ($300K), SSLC annual revenue ≥$20M ($400K), BLK3 tank qualification complete ($150K). Low/Base/High: $0K / $1,650K / $2,600K. Negotiating terms — management assumptions.</w:t>
+        <w:t>•  Option i — IM tank revenue + goal milestones (5-year earn-out): a share of SSLC IM tank revenue each year, capped at $300K/yr, FY27–FY31 ($750K / $1.25M / $1.5M low/base/high). Plus five milestones, paid only if hit: M1 SSLC FY2026-27 revenue ≥ $5.1M ($200K); M2 Nebula/OTV production contract signed ($200K); M3 SSLC annual revenue ≥ $10M ($250K); M4 SSLC annual revenue ≥ $20M ($250K); M5 BLK3 tank qualification complete ($200K).</w:t>
       </w:r>
       <w:r>
         <w:rPr>
@@ -169,7 +169,7 @@
         <w:ind w:left="288"/>
       </w:pPr>
       <w:r>
-        <w:t>•  Option ii — Exos stock: 0.5%–1.0% of fully diluted shares at RTO listing (0.5% low / 0.75% base / 1.0% high), subject to the same lockup terms as Exos principals (~12 months). Low/Base/High: $1.0M / $1.875M / $3.0M (at $200M–$300M listing; $250M minimum MEV per Ainigma mandate).</w:t>
+        <w:t>•  Option ii — Exos stock: 0.5%–1.0% of fully diluted shares at listing (0.5% low / 0.75% base / 1.0% high), subject to the same lockup terms as Exos principals. Value at listing: $1.0M / $1.875M / $3.0M (at a $200M–$300M listing).</w:t>
       </w:r>
       <w:r>
         <w:rPr>
@@ -184,7 +184,7 @@
         <w:ind w:left="288"/>
       </w:pPr>
       <w:r>
-        <w:t>•  Combined (recommended): Both i + ii. Base combined: ~$7.9M total 5-yr value (close $4.36M + earn-outs $3.53M). High: ~$10.0M if all milestones and stock high achieved. Low: ~$4.9M (close only, min stock). Negotiating terms — management assumptions.</w:t>
+        <w:t>•  Combined (recommended): i + ii. 5-yr total: Low ~$6.3M | Base ~$8.1M | High ~$10.0M (funding at close $4.36M + earn-outs). Negotiating terms; management assumptions.</w:t>
       </w:r>
       <w:r>
         <w:rPr>
@@ -395,7 +395,7 @@
           <w:sz w:val="21"/>
           <w:szCs w:val="21"/>
         </w:rPr>
-        <w:t>The up-front price reflects what the numbers support today — the earn-outs are how that value grows: as goals are met — IM tank deliveries, revenue milestones and the Exos listing — SSLC holders share directly in the upsidepen and Exos lists.</w:t>
+        <w:t>The up-front price reflects what the numbers support today. The earn-outs are how that value grows: as goals are met (IM tank deliveries, revenue milestones and the Exos listing), SSLC holders share directly in the upside.</w:t>
       </w:r>
     </w:p>
     <w:p>
@@ -404,7 +404,7 @@
         <w:ind w:left="288"/>
       </w:pPr>
       <w:r>
-        <w:t>•  Earn-out i: 5% of SSLC IM hardware revenue annually, capped at K per year, for five years (FY27–FY31), plus milestones tied to revenue, OTV contract and BLK3 qualification. As SSLC's IM revenue grows, sellers share in it.</w:t>
+        <w:t>•  Earn-out i: a share of SSLC IM tank revenue each year, capped at $300K per year, for five years (FY27–FY31), plus milestones tied to revenue (first: FY2026-27 revenue ≥ $5.1M), the OTV contract and BLK3 qualification. As SSLC's IM revenue grows, sellers share in it.</w:t>
       </w:r>
       <w:r>
         <w:rPr>
@@ -419,7 +419,7 @@
         <w:ind w:left="288"/>
       </w:pPr>
       <w:r>
-        <w:t>•  Earn-out ii: Exos common stock equivalent to 0.5% of fully diluted shares at the time of our public listing, subject to the same lockup terms as Exos principals. If the RTO succeeds at the terms being discussed, this is meaningful upside for SSLC's founders.</w:t>
+        <w:t>•  Earn-out ii: Exos common stock equal to 0.5%–1.0% of fully diluted shares at our public listing, subject to the same lockup terms as Exos principals. If the listing happens at the terms being discussed, this is meaningful upside for SSLC's holders.</w:t>
       </w:r>
       <w:r>
         <w:rPr>

--- a/drafts/SSLC_Exclusivity_Rescue_Options_and_Draft_Message_2026-10-07_DRAFT_v2.docx
+++ b/drafts/SSLC_Exclusivity_Rescue_Options_and_Draft_Message_2026-10-07_DRAFT_v2.docx
@@ -118,7 +118,7 @@
           <w:b w:val="0"/>
           <w:i w:val="0"/>
         </w:rPr>
-        <w:t>Total consideration (5-yr): Low ~$6.3M | Base ~$8.1M | High ~$10.0M: funding at close $4.36M plus goal-based earn-outs. Negotiating terms; management assumptions.</w:t>
+        <w:t>Total consideration (5-yr): Low ~$6.16M | Base ~$7.74M | High ~$9.31M [note: high &lt; $10M target; not rebalanced]: funding at close $5.21M (incl. 0.5% EAI equity at Eqvista 409A ~$170M = ~$850K) plus goal-based earn-outs. Negotiating terms; management assumptions.</w:t>
       </w:r>
     </w:p>
     <w:p>
@@ -169,7 +169,7 @@
         <w:ind w:left="288"/>
       </w:pPr>
       <w:r>
-        <w:t>•  Option ii — Exos stock: 0.5%–1.0% of fully diluted shares at listing (0.5% low / 0.75% base / 1.0% high), subject to the same lockup terms as Exos principals. Value at listing: $1.0M / $1.875M / $3.0M (at a $200M–$300M listing).</w:t>
+        <w:t>•  Option ii — Exos equity: (a) 0.5% EAI units committed at SSLC board acceptance, issued at financing close, valued at Eqvista 409A ~$850K; PLUS (b) stock earn-out 0.0–0.5% at listing (0.0% low / 0.25% base / 0.5% high); total Exos equity to SSLC = 0.5%/0.75%/1.0%. Subject to same lockup terms as Exos principals. Value at listing: $1.0M / $1.875M / $3.0M (at a $200M–$300M listing).</w:t>
       </w:r>
       <w:r>
         <w:rPr>
@@ -184,7 +184,7 @@
         <w:ind w:left="288"/>
       </w:pPr>
       <w:r>
-        <w:t>•  Combined (recommended): i + ii. 5-yr total: Low ~$6.3M | Base ~$8.1M | High ~$10.0M (funding at close $4.36M + earn-outs). Negotiating terms; management assumptions.</w:t>
+        <w:t>•  Combined (recommended): i + ii. 5-yr total: Low ~$6.16M | Base ~$7.74M | High ~$9.31M (funding at close $5.21M incl. EAI equity + earn-outs). Negotiating terms; management assumptions.</w:t>
       </w:r>
       <w:r>
         <w:rPr>
@@ -199,17 +199,14 @@
         <w:ind w:left="288"/>
       </w:pPr>
       <w:r>
-        <w:t xml:space="preserve">•  </w:t>
+        <w:t>•  Dilution: 0.5% EAI up-front + 0.0–0.5% earn-out = 0.5–1.0% total Exos equity to SSLC holders — non-material at Series A scale.</w:t>
       </w:r>
       <w:r>
         <w:rPr>
           <w:b/>
         </w:rPr>
-        <w:t>Dilution:</w:t>
-      </w:r>
-      <w:r>
-        <w:t xml:space="preserve"> ~0.5% of FD shares from stock earn-out — non-material at Series A scale.</w:t>
-      </w:r>
+      </w:r>
+      <w:r/>
     </w:p>
     <w:p>
       <w:pPr>
@@ -419,7 +416,7 @@
         <w:ind w:left="288"/>
       </w:pPr>
       <w:r>
-        <w:t>•  Earn-out ii: Exos common stock equal to 0.5%–1.0% of fully diluted shares at our public listing, subject to the same lockup terms as Exos principals. If the listing happens at the terms being discussed, this is meaningful upside for SSLC's holders.</w:t>
+        <w:t>•  Earn-out ii: (a) 0.5% Exos Aerospace Investments LLC (EAI) units committed at your board's acceptance and issued at our financing close — valued at the independent Eqvista 409A (~$850K); and (b) Exos common stock earn-out of 0.0%–0.5% of fully diluted shares at our public listing (0.0% / 0.25% / 0.5% low/base/high), subject to the same lockup terms as Exos principals. If the listing happens at the terms being discussed, this is meaningful upside for SSLC's holders.</w:t>
       </w:r>
       <w:r>
         <w:rPr>
